--- a/public/templates-clean/fortunei/3. Decizie de admitere.docx
+++ b/public/templates-clean/fortunei/3. Decizie de admitere.docx
@@ -77,7 +77,7 @@
           <w:sz w:val="22"/>
           <w:szCs w:val="22"/>
         </w:rPr>
-        <w:t>/07.06</w:t>
+        <w:t>/{DATA_CONTRACT}</w:t>
       </w:r>
       <w:r>
         <w:rPr>
@@ -86,7 +86,7 @@
           <w:sz w:val="22"/>
           <w:szCs w:val="22"/>
         </w:rPr>
-        <w:t>.206</w:t>
+        <w:t/>
       </w:r>
     </w:p>
     <w:p>
@@ -577,7 +577,7 @@
           <w:bCs/>
           <w:w w:val="115"/>
         </w:rPr>
-        <w:t>07.0</w:t>
+        <w:t>{DATA_CONTRACT}</w:t>
       </w:r>
       <w:r>
         <w:rPr>
@@ -586,7 +586,7 @@
           <w:bCs/>
           <w:w w:val="115"/>
         </w:rPr>
-        <w:t>6</w:t>
+        <w:t/>
       </w:r>
       <w:r>
         <w:rPr>
@@ -595,7 +595,7 @@
           <w:bCs/>
           <w:w w:val="115"/>
         </w:rPr>
-        <w:t>.2026</w:t>
+        <w:t/>
       </w:r>
       <w:r>
         <w:rPr>
